--- a/eng/docx/59.content.docx
+++ b/eng/docx/59.content.docx
@@ -28,49 +28,15 @@
       </w:r>
     </w:p>
     <w:p>
-      <w:pPr>
-        <w:pStyle w:val="Heading2"/>
-      </w:pPr>
-      <w:r>
-        <w:rPr>
-          <w:lang w:val="en_US" w:bidi="en_US"/>
-        </w:rPr>
-        <w:t>License Information</w:t>
-      </w:r>
-      <w:r>
-        <w:rPr>
-          <w:lang w:val="en_US" w:bidi="en_US"/>
-        </w:rPr>
-      </w:r>
-    </w:p>
-    <w:p>
-      <w:pPr/>
-      <w:r>
-        <w:rPr>
-          <w:lang w:val="en_US" w:bidi="en_US"/>
-        </w:rPr>
-      </w:r>
-      <w:r>
-        <w:rPr>
-          <w:b/>
-          <w:lang w:val="en_US" w:bidi="en_US"/>
-        </w:rPr>
-        <w:t>Translation Notes (unfoldingWord)</w:t>
-      </w:r>
-      <w:r>
-        <w:rPr>
-          <w:lang w:val="en_US" w:bidi="en_US"/>
-        </w:rPr>
-        <w:t xml:space="preserve"> is based on</w:t>
-      </w:r>
-      <w:r>
-        <w:rPr>
-          <w:lang w:val="en_US" w:bidi="en_US"/>
-        </w:rPr>
-        <w:t xml:space="preserve">: </w:t>
-      </w:r>
-      <w:r>
-        <w:rPr>
+      <w:pPr/>
+      <w:r>
+        <w:rPr>
+          <w:lang w:val="en_US" w:bidi="en_US"/>
+        </w:rPr>
+      </w:r>
+      <w:r>
+        <w:rPr>
+          <w:b/>
           <w:lang w:val="en_US" w:bidi="en_US"/>
         </w:rPr>
         <w:t>unfoldingWord® Translation Notes</w:t>
@@ -79,62 +45,31 @@
         <w:rPr>
           <w:lang w:val="en_US" w:bidi="en_US"/>
         </w:rPr>
-        <w:t xml:space="preserve">, </w:t>
-      </w:r>
-      <w:hyperlink r:id="rId13">
-        <w:r>
-          <w:rPr>
-            <w:lang w:val="en_US" w:bidi="en_US"/>
-          </w:rPr>
-          <w:rPr>
-            <w:color w:val="0000EE"/>
-            <w:u w:val="single"/>
-          </w:rPr>
-          <w:t>unfoldingWord</w:t>
-        </w:r>
-      </w:hyperlink>
-      <w:r>
-        <w:rPr>
-          <w:lang w:val="en_US" w:bidi="en_US"/>
-        </w:rPr>
-        <w:t xml:space="preserve">, 2022, which is licensed under a </w:t>
-      </w:r>
-      <w:hyperlink r:id="rId14">
-        <w:r>
-          <w:rPr>
-            <w:lang w:val="en_US" w:bidi="en_US"/>
-          </w:rPr>
-          <w:rPr>
-            <w:color w:val="0000EE"/>
-            <w:u w:val="single"/>
-          </w:rPr>
-          <w:t>CC BY-SA 4.0 license</w:t>
-        </w:r>
-      </w:hyperlink>
-      <w:r>
-        <w:rPr>
-          <w:lang w:val="en_US" w:bidi="en_US"/>
-        </w:rPr>
-        <w:t>.</w:t>
-      </w:r>
-      <w:r>
-        <w:rPr>
-          <w:lang w:val="en_US" w:bidi="en_US"/>
-        </w:rPr>
-      </w:r>
-    </w:p>
-    <w:p>
-      <w:pPr/>
-      <w:r>
-        <w:rPr>
-          <w:lang w:val="en_US" w:bidi="en_US"/>
-        </w:rPr>
-      </w:r>
-      <w:r>
-        <w:rPr>
-          <w:lang w:val="en_US" w:bidi="en_US"/>
-        </w:rPr>
-        <w:t>This PDF version is provided under the same license.</w:t>
+        <w:t xml:space="preserve"> © 2022 unfoldingWord. Released under CC BY-SA 4.0 license. </w:t>
+      </w:r>
+      <w:r>
+        <w:rPr>
+          <w:lang w:val="en_US" w:bidi="en_US"/>
+        </w:rPr>
+        <w:t>unfoldingWord® Translation Notes</w:t>
+      </w:r>
+      <w:r>
+        <w:rPr>
+          <w:lang w:val="en_US" w:bidi="en_US"/>
+        </w:rPr>
+        <w:t xml:space="preserve"> has been adapted in the following languages: Tok Pisin, Arabic (عربي), French (Français), Hindi (हिंदी), Indonesian (Bahasa Indonesia), Portuguese (Português), Russian (Русский), Spanish (Español), Swahili (Kiswahili), and Simplified Chinese (简体中文) from </w:t>
+      </w:r>
+      <w:r>
+        <w:rPr>
+          <w:lang w:val="en_US" w:bidi="en_US"/>
+        </w:rPr>
+        <w:t>unfoldingWord® Translation Notes</w:t>
+      </w:r>
+      <w:r>
+        <w:rPr>
+          <w:lang w:val="en_US" w:bidi="en_US"/>
+        </w:rPr>
+        <w:t xml:space="preserve"> © 2022 unfoldingWord. Released under CC BY-SA 4.0 license by Mission Mutual</w:t>
       </w:r>
       <w:r>
         <w:rPr>
@@ -3820,7 +3755,7 @@
         </w:rPr>
         <w:t xml:space="preserve"> in </w:t>
       </w:r>
-      <w:hyperlink r:id="rId15">
+      <w:hyperlink r:id="rId13">
         <w:r>
           <w:rPr>
             <w:lang w:val="en_US" w:bidi="en_US"/>
@@ -6319,7 +6254,7 @@
         </w:rPr>
         <w:t xml:space="preserve"> could mean the same thing as in </w:t>
       </w:r>
-      <w:hyperlink r:id="rId16">
+      <w:hyperlink r:id="rId14">
         <w:r>
           <w:rPr>
             <w:lang w:val="en_US" w:bidi="en_US"/>
@@ -8490,7 +8425,7 @@
         </w:rPr>
         <w:t xml:space="preserve">James is referring back to his statement in </w:t>
       </w:r>
-      <w:hyperlink r:id="rId17">
+      <w:hyperlink r:id="rId15">
         <w:r>
           <w:rPr>
             <w:lang w:val="en_US" w:bidi="en_US"/>
@@ -8619,7 +8554,7 @@
         </w:rPr>
         <w:t xml:space="preserve"> in </w:t>
       </w:r>
-      <w:hyperlink r:id="rId15">
+      <w:hyperlink r:id="rId13">
         <w:r>
           <w:rPr>
             <w:lang w:val="en_US" w:bidi="en_US"/>
@@ -8872,7 +8807,7 @@
         </w:rPr>
         <w:t xml:space="preserve"> mean similar things. James is using them together for emphasis. (As in </w:t>
       </w:r>
-      <w:hyperlink r:id="rId18">
+      <w:hyperlink r:id="rId16">
         <w:r>
           <w:rPr>
             <w:lang w:val="en_US" w:bidi="en_US"/>
@@ -10933,7 +10868,7 @@
         </w:rPr>
         <w:t xml:space="preserve">See how you translated this expression in </w:t>
       </w:r>
-      <w:hyperlink r:id="rId19">
+      <w:hyperlink r:id="rId17">
         <w:r>
           <w:rPr>
             <w:lang w:val="en_US" w:bidi="en_US"/>
@@ -14706,7 +14641,7 @@
         </w:rPr>
         <w:t xml:space="preserve">James is using a further hypothetical situation to teach. This illustration is a contrast to the one he offered in </w:t>
       </w:r>
-      <w:hyperlink r:id="rId20">
+      <w:hyperlink r:id="rId18">
         <w:r>
           <w:rPr>
             <w:lang w:val="en_US" w:bidi="en_US"/>
@@ -14972,7 +14907,7 @@
         </w:rPr>
         <w:t xml:space="preserve">. See the notes to </w:t>
       </w:r>
-      <w:hyperlink r:id="rId21">
+      <w:hyperlink r:id="rId19">
         <w:r>
           <w:rPr>
             <w:lang w:val="en_US" w:bidi="en_US"/>
@@ -15336,7 +15271,7 @@
         </w:rPr>
         <w:t xml:space="preserve">As in </w:t>
       </w:r>
-      <w:hyperlink r:id="rId18">
+      <w:hyperlink r:id="rId16">
         <w:r>
           <w:rPr>
             <w:lang w:val="en_US" w:bidi="en_US"/>
@@ -15354,7 +15289,7 @@
         </w:rPr>
         <w:t xml:space="preserve"> and </w:t>
       </w:r>
-      <w:hyperlink r:id="rId22">
+      <w:hyperlink r:id="rId20">
         <w:r>
           <w:rPr>
             <w:lang w:val="en_US" w:bidi="en_US"/>
@@ -16801,7 +16736,7 @@
         </w:rPr>
         <w:t xml:space="preserve"> as an overstatement for emphasis. There would conceivably still be some value in the religion of a person even if he did not carefully control what he said. But James wants to emphasize how inconsistent it is to claim to love God but then to say things that hurt and disparage other people. He will develop this point further in </w:t>
       </w:r>
-      <w:hyperlink r:id="rId23">
+      <w:hyperlink r:id="rId21">
         <w:r>
           <w:rPr>
             <w:lang w:val="en_US" w:bidi="en_US"/>
@@ -18131,7 +18066,7 @@
         </w:rPr>
         <w:t xml:space="preserve"> in </w:t>
       </w:r>
-      <w:hyperlink r:id="rId15">
+      <w:hyperlink r:id="rId13">
         <w:r>
           <w:rPr>
             <w:lang w:val="en_US" w:bidi="en_US"/>
@@ -18606,7 +18541,7 @@
         </w:rPr>
         <w:t xml:space="preserve">James is using a hypothetical situation to teach. He describes the condition in this verse and the next verse, and he describes the result in </w:t>
       </w:r>
-      <w:hyperlink r:id="rId24">
+      <w:hyperlink r:id="rId22">
         <w:r>
           <w:rPr>
             <w:lang w:val="en_US" w:bidi="en_US"/>
@@ -20367,7 +20302,7 @@
         </w:rPr>
         <w:t xml:space="preserve">In this verse James describes the result of the hypothetical situation he has been describing since </w:t>
       </w:r>
-      <w:hyperlink r:id="rId25">
+      <w:hyperlink r:id="rId23">
         <w:r>
           <w:rPr>
             <w:lang w:val="en_US" w:bidi="en_US"/>
@@ -20999,7 +20934,7 @@
         </w:rPr>
         <w:t xml:space="preserve">See how you translated this phrase in </w:t>
       </w:r>
-      <w:hyperlink r:id="rId19">
+      <w:hyperlink r:id="rId17">
         <w:r>
           <w:rPr>
             <w:lang w:val="en_US" w:bidi="en_US"/>
@@ -21866,7 +21801,7 @@
         </w:rPr>
         <w:t xml:space="preserve">What James means by this is clear from the example he gives in </w:t>
       </w:r>
-      <w:hyperlink r:id="rId26">
+      <w:hyperlink r:id="rId24">
         <w:r>
           <w:rPr>
             <w:lang w:val="en_US" w:bidi="en_US"/>
@@ -23313,7 +23248,7 @@
         </w:rPr>
         <w:t xml:space="preserve">James is using these words to introduce a contrast with what he said in </w:t>
       </w:r>
-      <w:hyperlink r:id="rId27">
+      <w:hyperlink r:id="rId25">
         <w:r>
           <w:rPr>
             <w:lang w:val="en_US" w:bidi="en_US"/>
@@ -23518,7 +23453,7 @@
         </w:rPr>
         <w:t xml:space="preserve"> that he quotes here from </w:t>
       </w:r>
-      <w:hyperlink r:id="rId28">
+      <w:hyperlink r:id="rId26">
         <w:r>
           <w:rPr>
             <w:lang w:val="en_US" w:bidi="en_US"/>
@@ -25553,7 +25488,7 @@
         </w:rPr>
         <w:t xml:space="preserve">As in </w:t>
       </w:r>
-      <w:hyperlink r:id="rId29">
+      <w:hyperlink r:id="rId27">
         <w:r>
           <w:rPr>
             <w:lang w:val="en_US" w:bidi="en_US"/>
@@ -25943,7 +25878,7 @@
         </w:rPr>
         <w:t xml:space="preserve">, he is referring to the commandment that he quoted in </w:t>
       </w:r>
-      <w:hyperlink r:id="rId30">
+      <w:hyperlink r:id="rId28">
         <w:r>
           <w:rPr>
             <w:lang w:val="en_US" w:bidi="en_US"/>
@@ -26940,7 +26875,7 @@
         </w:rPr>
         <w:t xml:space="preserve"> in </w:t>
       </w:r>
-      <w:hyperlink r:id="rId15">
+      <w:hyperlink r:id="rId13">
         <w:r>
           <w:rPr>
             <w:lang w:val="en_US" w:bidi="en_US"/>
@@ -28981,7 +28916,7 @@
         </w:rPr>
         <w:t xml:space="preserve">James is using the question form as a teaching tool. If it would be helpful in your language, you could express this question by translating his words as a statement or an exclamation. See how you translated the similar expression in </w:t>
       </w:r>
-      <w:hyperlink r:id="rId31">
+      <w:hyperlink r:id="rId29">
         <w:r>
           <w:rPr>
             <w:lang w:val="en_US" w:bidi="en_US"/>
@@ -29443,7 +29378,7 @@
         </w:rPr>
         <w:t xml:space="preserve"> who is being addressed is the same “one of you” as in </w:t>
       </w:r>
-      <w:hyperlink r:id="rId32">
+      <w:hyperlink r:id="rId30">
         <w:r>
           <w:rPr>
             <w:lang w:val="en_US" w:bidi="en_US"/>
@@ -29781,7 +29716,7 @@
         </w:rPr>
         <w:t xml:space="preserve"> is singular because James is illustrating how someone might address one individual. James himself then addresses that same individual in the rest of this verse and in verses </w:t>
       </w:r>
-      <w:hyperlink r:id="rId33">
+      <w:hyperlink r:id="rId31">
         <w:r>
           <w:rPr>
             <w:lang w:val="en_US" w:bidi="en_US"/>
@@ -30641,7 +30576,7 @@
         </w:rPr>
         <w:t xml:space="preserve">As Part 1 of the General Introduction to James explains, the people to whom James was writing were believers in Jesus who had a Jewish background. As a result, they would have known that he was referring here to the essential Jewish affirmation, “Listen, Israel, Yahweh our God is one.” Moses says this in </w:t>
       </w:r>
-      <w:hyperlink r:id="rId34">
+      <w:hyperlink r:id="rId32">
         <w:r>
           <w:rPr>
             <w:lang w:val="en_US" w:bidi="en_US"/>
@@ -33059,7 +32994,7 @@
         </w:rPr>
         <w:t xml:space="preserve">This is a quotation from </w:t>
       </w:r>
-      <w:hyperlink r:id="rId35">
+      <w:hyperlink r:id="rId33">
         <w:r>
           <w:rPr>
             <w:lang w:val="en_US" w:bidi="en_US"/>
@@ -33175,7 +33110,7 @@
         </w:rPr>
         <w:t xml:space="preserve">James assumes that his readers will know that in </w:t>
       </w:r>
-      <w:hyperlink r:id="rId36">
+      <w:hyperlink r:id="rId34">
         <w:r>
           <w:rPr>
             <w:lang w:val="en_US" w:bidi="en_US"/>
@@ -33193,7 +33128,7 @@
         </w:rPr>
         <w:t xml:space="preserve">, God refers to the Israelites as “the offspring of Abraham my friend” and that in </w:t>
       </w:r>
-      <w:hyperlink r:id="rId37">
+      <w:hyperlink r:id="rId35">
         <w:r>
           <w:rPr>
             <w:lang w:val="en_US" w:bidi="en_US"/>
@@ -34700,7 +34635,7 @@
         </w:rPr>
         <w:t xml:space="preserve"> to introduce a general principle that can be deduced from the argument he has been making since </w:t>
       </w:r>
-      <w:hyperlink r:id="rId31">
+      <w:hyperlink r:id="rId29">
         <w:r>
           <w:rPr>
             <w:lang w:val="en_US" w:bidi="en_US"/>
@@ -35285,7 +35220,7 @@
         </w:rPr>
         <w:t xml:space="preserve"> in </w:t>
       </w:r>
-      <w:hyperlink r:id="rId15">
+      <w:hyperlink r:id="rId13">
         <w:r>
           <w:rPr>
             <w:lang w:val="en_US" w:bidi="en_US"/>
@@ -36027,7 +35962,7 @@
         </w:rPr>
         <w:t xml:space="preserve">As in </w:t>
       </w:r>
-      <w:hyperlink r:id="rId38">
+      <w:hyperlink r:id="rId36">
         <w:r>
           <w:rPr>
             <w:lang w:val="en_US" w:bidi="en_US"/>
@@ -36267,7 +36202,7 @@
         </w:rPr>
         <w:t xml:space="preserve">As in </w:t>
       </w:r>
-      <w:hyperlink r:id="rId18">
+      <w:hyperlink r:id="rId16">
         <w:r>
           <w:rPr>
             <w:lang w:val="en_US" w:bidi="en_US"/>
@@ -36376,7 +36311,7 @@
         </w:rPr>
         <w:t xml:space="preserve">As in </w:t>
       </w:r>
-      <w:hyperlink r:id="rId39">
+      <w:hyperlink r:id="rId37">
         <w:r>
           <w:rPr>
             <w:lang w:val="en_US" w:bidi="en_US"/>
@@ -43061,7 +42996,7 @@
         </w:rPr>
         <w:t xml:space="preserve">See how you translated the word “bless” in </w:t>
       </w:r>
-      <w:hyperlink r:id="rId40">
+      <w:hyperlink r:id="rId38">
         <w:r>
           <w:rPr>
             <w:lang w:val="en_US" w:bidi="en_US"/>
@@ -43268,7 +43203,7 @@
         </w:rPr>
         <w:t xml:space="preserve"> in </w:t>
       </w:r>
-      <w:hyperlink r:id="rId15">
+      <w:hyperlink r:id="rId13">
         <w:r>
           <w:rPr>
             <w:lang w:val="en_US" w:bidi="en_US"/>
@@ -44113,7 +44048,7 @@
         </w:rPr>
         <w:t xml:space="preserve"> in </w:t>
       </w:r>
-      <w:hyperlink r:id="rId15">
+      <w:hyperlink r:id="rId13">
         <w:r>
           <w:rPr>
             <w:lang w:val="en_US" w:bidi="en_US"/>
@@ -47108,7 +47043,7 @@
         </w:rPr>
         <w:t xml:space="preserve">See how you translated this phrase in </w:t>
       </w:r>
-      <w:hyperlink r:id="rId41">
+      <w:hyperlink r:id="rId39">
         <w:r>
           <w:rPr>
             <w:lang w:val="en_US" w:bidi="en_US"/>
@@ -48203,7 +48138,7 @@
         </w:rPr>
         <w:t xml:space="preserve">As in </w:t>
       </w:r>
-      <w:hyperlink r:id="rId42">
+      <w:hyperlink r:id="rId40">
         <w:r>
           <w:rPr>
             <w:lang w:val="en_US" w:bidi="en_US"/>
@@ -48847,7 +48782,7 @@
         </w:rPr>
         <w:t xml:space="preserve"> literally. Rather, this could mean: (1) James is using the word in a figurative and spiritual sense to mean “hate.” This usage would reflect the teaching of Jesus and the apostles. Jesus said that the meaning of the commandment “do not kill” also applied to being angry with others and insulting them (</w:t>
       </w:r>
-      <w:hyperlink r:id="rId43">
+      <w:hyperlink r:id="rId41">
         <w:r>
           <w:rPr>
             <w:lang w:val="en_US" w:bidi="en_US"/>
@@ -48865,7 +48800,7 @@
         </w:rPr>
         <w:t>). The apostle John wrote that “everyone who hates his brother is a murderer” (</w:t>
       </w:r>
-      <w:hyperlink r:id="rId44">
+      <w:hyperlink r:id="rId42">
         <w:r>
           <w:rPr>
             <w:lang w:val="en_US" w:bidi="en_US"/>
@@ -49118,7 +49053,7 @@
         </w:rPr>
         <w:t xml:space="preserve">As in </w:t>
       </w:r>
-      <w:hyperlink r:id="rId45">
+      <w:hyperlink r:id="rId43">
         <w:r>
           <w:rPr>
             <w:lang w:val="en_US" w:bidi="en_US"/>
@@ -50165,7 +50100,7 @@
         </w:rPr>
         <w:t xml:space="preserve">As in </w:t>
       </w:r>
-      <w:hyperlink r:id="rId46">
+      <w:hyperlink r:id="rId44">
         <w:r>
           <w:rPr>
             <w:lang w:val="en_US" w:bidi="en_US"/>
@@ -51234,7 +51169,7 @@
         </w:rPr>
         <w:t xml:space="preserve">, in which case God would be the subject of that verb. This interpretation would also fit with the adultery metaphor. Alternate translation: “God longs jealously for us to live by the Spirit whom he has caused to live in us” (3) the human spirit, in which case the statement would be repeating what James said in </w:t>
       </w:r>
-      <w:hyperlink r:id="rId47">
+      <w:hyperlink r:id="rId45">
         <w:r>
           <w:rPr>
             <w:lang w:val="en_US" w:bidi="en_US"/>
@@ -51754,7 +51689,7 @@
         </w:rPr>
         <w:t xml:space="preserve"> refers to the Scripture, the antecedent from the previous verse. Even though James is now quoting a specific passage, </w:t>
       </w:r>
-      <w:hyperlink r:id="rId48">
+      <w:hyperlink r:id="rId46">
         <w:r>
           <w:rPr>
             <w:lang w:val="en_US" w:bidi="en_US"/>
@@ -53491,7 +53426,7 @@
         </w:rPr>
         <w:t xml:space="preserve">See how you translated the same expression in </w:t>
       </w:r>
-      <w:hyperlink r:id="rId49">
+      <w:hyperlink r:id="rId47">
         <w:r>
           <w:rPr>
             <w:lang w:val="en_US" w:bidi="en_US"/>
@@ -54880,7 +54815,7 @@
         </w:rPr>
         <w:t xml:space="preserve"> in </w:t>
       </w:r>
-      <w:hyperlink r:id="rId15">
+      <w:hyperlink r:id="rId13">
         <w:r>
           <w:rPr>
             <w:lang w:val="en_US" w:bidi="en_US"/>
@@ -55009,7 +54944,7 @@
         </w:rPr>
         <w:t xml:space="preserve">, James means the same thing that he calls the “royal law” in </w:t>
       </w:r>
-      <w:hyperlink r:id="rId30">
+      <w:hyperlink r:id="rId28">
         <w:r>
           <w:rPr>
             <w:lang w:val="en_US" w:bidi="en_US"/>
@@ -55027,7 +54962,7 @@
         </w:rPr>
         <w:t xml:space="preserve"> and the “law of freedom” in </w:t>
       </w:r>
-      <w:hyperlink r:id="rId29">
+      <w:hyperlink r:id="rId27">
         <w:r>
           <w:rPr>
             <w:lang w:val="en_US" w:bidi="en_US"/>
@@ -55045,7 +54980,7 @@
         </w:rPr>
         <w:t xml:space="preserve"> and </w:t>
       </w:r>
-      <w:hyperlink r:id="rId21">
+      <w:hyperlink r:id="rId19">
         <w:r>
           <w:rPr>
             <w:lang w:val="en_US" w:bidi="en_US"/>
@@ -55063,7 +54998,7 @@
         </w:rPr>
         <w:t xml:space="preserve">. That is, he means the commandment “you will love your neighbor as yourself.” James is teaching his readers that by saying or assuming that their fellow believers were doing wrong things, they were not following this commandment and they were treating the commandment as if it were not important to follow. If it would be helpful to your readers, you could indicate that explicitly. See how you translated the term “neighbor” in </w:t>
       </w:r>
-      <w:hyperlink r:id="rId30">
+      <w:hyperlink r:id="rId28">
         <w:r>
           <w:rPr>
             <w:lang w:val="en_US" w:bidi="en_US"/>
@@ -56008,7 +55943,7 @@
         </w:rPr>
         <w:t xml:space="preserve"> in </w:t>
       </w:r>
-      <w:hyperlink r:id="rId30">
+      <w:hyperlink r:id="rId28">
         <w:r>
           <w:rPr>
             <w:lang w:val="en_US" w:bidi="en_US"/>
@@ -57387,7 +57322,7 @@
         </w:rPr>
         <w:t xml:space="preserve">This is an idiom. See how you translated it in </w:t>
       </w:r>
-      <w:hyperlink r:id="rId50">
+      <w:hyperlink r:id="rId48">
         <w:r>
           <w:rPr>
             <w:lang w:val="en_US" w:bidi="en_US"/>
@@ -57703,7 +57638,7 @@
         </w:rPr>
         <w:t xml:space="preserve">, or at least rich people who were attending assemblies of believers, rather than unbelievers who are rich or rich people in general. (This letter was meant to be read aloud in those assemblies, and James notes in </w:t>
       </w:r>
-      <w:hyperlink r:id="rId51">
+      <w:hyperlink r:id="rId49">
         <w:r>
           <w:rPr>
             <w:lang w:val="en_US" w:bidi="en_US"/>
@@ -58006,7 +57941,7 @@
         </w:rPr>
         <w:t xml:space="preserve">If it would be helpful to your readers, you could combine </w:t>
       </w:r>
-      <w:hyperlink r:id="rId52">
+      <w:hyperlink r:id="rId50">
         <w:r>
           <w:rPr>
             <w:lang w:val="en_US" w:bidi="en_US"/>
@@ -58024,7 +57959,7 @@
         </w:rPr>
         <w:t xml:space="preserve"> and </w:t>
       </w:r>
-      <w:hyperlink r:id="rId53">
+      <w:hyperlink r:id="rId51">
         <w:r>
           <w:rPr>
             <w:lang w:val="en_US" w:bidi="en_US"/>
@@ -58042,7 +57977,7 @@
         </w:rPr>
         <w:t xml:space="preserve"> into a verse bridge. You could put the last sentence of </w:t>
       </w:r>
-      <w:hyperlink r:id="rId53">
+      <w:hyperlink r:id="rId51">
         <w:r>
           <w:rPr>
             <w:lang w:val="en_US" w:bidi="en_US"/>
@@ -58060,7 +57995,7 @@
         </w:rPr>
         <w:t xml:space="preserve"> first, followed by all of </w:t>
       </w:r>
-      <w:hyperlink r:id="rId52">
+      <w:hyperlink r:id="rId50">
         <w:r>
           <w:rPr>
             <w:lang w:val="en_US" w:bidi="en_US"/>
@@ -58078,7 +58013,7 @@
         </w:rPr>
         <w:t xml:space="preserve"> and then the rest of </w:t>
       </w:r>
-      <w:hyperlink r:id="rId53">
+      <w:hyperlink r:id="rId51">
         <w:r>
           <w:rPr>
             <w:lang w:val="en_US" w:bidi="en_US"/>
@@ -59030,7 +58965,7 @@
         </w:rPr>
         <w:t xml:space="preserve">If you created a verse bridge and you also combined the statement “your gold and silver have been tarnished” with the two clauses in </w:t>
       </w:r>
-      <w:hyperlink r:id="rId52">
+      <w:hyperlink r:id="rId50">
         <w:r>
           <w:rPr>
             <w:lang w:val="en_US" w:bidi="en_US"/>
@@ -59707,7 +59642,7 @@
         </w:rPr>
         <w:t xml:space="preserve">, that is, in the time just before Jesus returns. That would be wrong because once Jesus returns, earthly riches will no longer have any value. Instead of trying to get more and more wealth, these people should have been helping others with what they had. Alternate translation: “Instead of helping others, you have wrongly stored up wealth at a time when earthly riches are about to lose all of their value” (2) by their wrongdoing, such as he describes in </w:t>
       </w:r>
-      <w:hyperlink r:id="rId54">
+      <w:hyperlink r:id="rId52">
         <w:r>
           <w:rPr>
             <w:lang w:val="en_US" w:bidi="en_US"/>
@@ -59836,7 +59771,7 @@
         </w:rPr>
         <w:t xml:space="preserve">If the first interpretation of this statement in the note just above is correct, then James is giving the reason for the results that he describes in the previous verse and in the earlier part of this verse. If you created a verse bridge as described in the first note to </w:t>
       </w:r>
-      <w:hyperlink r:id="rId52">
+      <w:hyperlink r:id="rId50">
         <w:r>
           <w:rPr>
             <w:lang w:val="en_US" w:bidi="en_US"/>
@@ -61271,7 +61206,7 @@
         </w:rPr>
         <w:t xml:space="preserve">James probably does not mean that these rich people have done these things personally. He is likely referring to the kind of actions he described in </w:t>
       </w:r>
-      <w:hyperlink r:id="rId27">
+      <w:hyperlink r:id="rId25">
         <w:r>
           <w:rPr>
             <w:lang w:val="en_US" w:bidi="en_US"/>
@@ -61707,7 +61642,7 @@
         </w:rPr>
         <w:t xml:space="preserve">In light of everything that James says in </w:t>
       </w:r>
-      <w:hyperlink r:id="rId55">
+      <w:hyperlink r:id="rId53">
         <w:r>
           <w:rPr>
             <w:lang w:val="en_US" w:bidi="en_US"/>
@@ -61947,7 +61882,7 @@
         </w:rPr>
         <w:t xml:space="preserve"> in </w:t>
       </w:r>
-      <w:hyperlink r:id="rId15">
+      <w:hyperlink r:id="rId13">
         <w:r>
           <w:rPr>
             <w:lang w:val="en_US" w:bidi="en_US"/>
@@ -63093,7 +63028,7 @@
         </w:rPr>
         <w:t xml:space="preserve"> in </w:t>
       </w:r>
-      <w:hyperlink r:id="rId15">
+      <w:hyperlink r:id="rId13">
         <w:r>
           <w:rPr>
             <w:lang w:val="en_US" w:bidi="en_US"/>
@@ -63620,7 +63555,7 @@
         </w:rPr>
         <w:t xml:space="preserve"> in </w:t>
       </w:r>
-      <w:hyperlink r:id="rId15">
+      <w:hyperlink r:id="rId13">
         <w:r>
           <w:rPr>
             <w:lang w:val="en_US" w:bidi="en_US"/>
@@ -64565,7 +64500,7 @@
         </w:rPr>
         <w:t xml:space="preserve"> in </w:t>
       </w:r>
-      <w:hyperlink r:id="rId15">
+      <w:hyperlink r:id="rId13">
         <w:r>
           <w:rPr>
             <w:lang w:val="en_US" w:bidi="en_US"/>
@@ -67616,7 +67551,7 @@
         </w:rPr>
         <w:t xml:space="preserve">. As in </w:t>
       </w:r>
-      <w:hyperlink r:id="rId56">
+      <w:hyperlink r:id="rId54">
         <w:r>
           <w:rPr>
             <w:lang w:val="en_US" w:bidi="en_US"/>
@@ -67758,7 +67693,7 @@
         </w:rPr>
         <w:t xml:space="preserve"> in </w:t>
       </w:r>
-      <w:hyperlink r:id="rId15">
+      <w:hyperlink r:id="rId13">
         <w:r>
           <w:rPr>
             <w:lang w:val="en_US" w:bidi="en_US"/>
@@ -67874,7 +67809,7 @@
         </w:rPr>
         <w:t xml:space="preserve">As in </w:t>
       </w:r>
-      <w:hyperlink r:id="rId19">
+      <w:hyperlink r:id="rId17">
         <w:r>
           <w:rPr>
             <w:lang w:val="en_US" w:bidi="en_US"/>

--- a/eng/docx/59.content.docx
+++ b/eng/docx/59.content.docx
@@ -141,13 +141,6 @@
         <w:rPr>
           <w:lang w:val="en_US" w:bidi="en_US"/>
         </w:rPr>
-      </w:r>
-      <w:r>
-        <w:rPr>
-          <w:i/>
-          <w:lang w:val="en_US" w:bidi="en_US"/>
-        </w:rPr>
-        <w:t>James 1:1 (#1), James 1:1 (#2), James 1:1 (#3), James 1:1 (#4), James 1:1 (#5), James 1:1 (#6), James 1:1 (#7), James 1:2 (#1), James 1:2 (#2), James 1:2 (#3), James 1:2 (#4), James 1:2 (#5), James 1:2 (#6), James 1:3 (#1), James 1:3 (#2), James 1:4 (#1), James 1:4 (#2), James 1:4 (#3), James 1:5 (#1), James 1:5 (#2), James 1:5 (#3), James 1:6 (#1), James 1:6 (#2), James 1:6 (#3), James 1:6 (#4), James 1:6 (#5), James 1:7 (#1), James 1:8 (#1), James 1:8 (#2), James 1:8 (#3), James 1:9 (#1), James 1:9 (#2), James 1:9 (#3), James 1:9 (#4), James 1:9 (#5), James 1:10 (#1), James 1:10 (#2), James 1:10 (#3), James 1:10 (#4), James 1:10 (#5), James 1:10 (#6), James 1:10 (#7), James 1:10 (#8), James 1:11 (#1), James 1:11 (#2), James 1:11 (#3), James 1:11 (#4), James 1:11 (#5), James 1:11 (#6), James 1:11 (#7), James 1:11 (#8), James 1:11 (#9), James 1:11 (#10), James 1:12 (#1), James 1:12 (#2), James 1:12 (#3), James 1:12 (#4), James 1:12 (#5), James 1:12 (#6), James 1:12 (#7), James 1:12 (#8), James 1:13 (#1), James 1:13 (#2), James 1:13 (#3), James 1:14 (#1), James 1:14 (#2), James 1:14 (#3), James 1:14 (#4), James 1:14 (#5), James 1:15 (#1), James 1:15 (#2), James 1:15 (#3), James 1:15 (#4), James 1:16 (#1), James 1:16 (#2), James 1:16 (#3), James 1:16 (#4), James 1:17 (#1), James 1:17 (#2), James 1:17 (#3), James 1:17 (#4), James 1:17 (#5), James 1:17 (#6), James 1:17 (#7), James 1:17 (#8), James 1:18 (#1), James 1:18 (#2), James 1:18 (#3), James 1:18 (#4), James 1:18 (#5), James 1:18 (#6), James 1:18 (#7), James 1:18 (#8), James 1:18 (#9), James 1:18 (#10), James 1:19 (#1), James 1:19 (#2), James 1:19 (#3), James 1:19 (#4), James 1:19 (#5), James 1:20 (#1), James 1:20 (#2), James 1:20 (#3), James 1:21 (#1), James 1:21 (#2), James 1:21 (#3), James 1:21 (#4), James 1:21 (#5), James 1:21 (#6), James 1:21 (#7), James 1:21 (#8), James 1:21 (#9), James 1:21 (#10), James 1:22 (#1), James 1:22 (#2), James 1:22 (#3), James 1:22 (#4), James 1:23 (#1), James 1:23 (#2), James 1:23 (#3), James 1:23 (#4), James 1:23 (#5), James 1:23 (#6), James 1:23 (#7), James 1:23 (#8), James 1:24 (#1), James 1:24 (#2), James 1:24 (#3), James 1:24 (#4), James 1:24 (#5), James 1:25 (#1), James 1:25 (#2), James 1:25 (#3), James 1:25 (#4), James 1:25 (#5), James 1:25 (#6), James 1:25 (#7), James 1:25 (#8), James 1:25 (#9), James 1:25 (#10), James 1:25 (#11), James 1:25 (#12), James 1:26 (#1), James 1:26 (#2), James 1:26 (#3), James 1:26 (#4), James 1:26 (#5), James 1:26 (#6), James 1:26 (#7), James 1:27 (#1), James 1:27 (#2), James 1:27 (#3), James 1:27 (#4), James 1:27 (#5), James 1:27 (#6), James 1:27 (#7), James 1:27 (#8), James 1:27 (#9), James 1:27 (#10), James 2:1 (#1), James 2:1 (#2), James 2:1 (#3), James 2:1 (#4), James 2:2 (#1), James 2:2 (#2), James 2:2 (#3), James 2:2 (#4), James 2:2 (#5), James 2:3 (#1), James 2:3 (#2), James 2:3 (#3), James 2:3 (#4), James 2:3 (#5), James 2:3 (#6), James 2:3 (#7), James 2:3 (#8), James 2:3 (#9), James 2:3 (#10), James 2:4 (#1), James 2:4 (#2), James 2:4 (#3), James 2:4 (#4), James 2:4 (#5), James 2:5 (#1), James 2:5 (#2), James 2:5 (#3), James 2:5 (#4), James 2:5 (#5), James 2:5 (#6), James 2:5 (#7), James 2:5 (#8), James 2:5 (#9), James 2:6 (#1), James 2:6 (#2), James 2:6 (#3), James 2:6 (#4), James 2:6 (#5), James 2:6 (#6), James 2:6 (#7), James 2:6 (#8), James 2:6 (#9), James 2:7 (#1), James 2:7 (#2), James 2:7 (#3), James 2:7 (#4), James 2:7 (#5), James 2:8 (#1), James 2:8 (#2), James 2:8 (#3), James 2:8 (#4), James 2:8 (#5), James 2:8 (#6), James 2:8 (#7), James 2:9 (#1), James 2:9 (#2), James 2:9 (#3), James 2:10 (#1), James 2:10 (#2), James 2:10 (#3), James 2:10 (#4), James 2:10 (#5), James 2:10 (#6), James 2:11 (#1), James 2:11 (#2), James 2:11 (#3), James 2:12 (#1), James 2:12 (#2), James 2:12 (#3), James 2:12 (#4), James 2:12 (#5), James 2:12 (#6), James 2:13 (#1), James 2:13 (#2), James 2:13 (#3), James 2:13 (#4), James 2:13 (#5), James 2:13 (#6), James 2:14 (#1), James 2:14 (#2), James 2:14 (#3), James 2:14 (#4), James 2:14 (#5), James 2:14 (#6), James 2:14 (#7), James 2:14 (#8), James 2:14 (#9), James 2:15 (#1), James 2:15 (#2), James 2:15 (#3), James 2:16 (#1), James 2:16 (#2), James 2:16 (#3), James 2:16 (#4), James 2:16 (#5), James 2:16 (#6), James 2:16 (#7), James 2:16 (#8), James 2:16 (#9), James 2:16 (#10), James 2:16 (#11), James 2:17 (#1), James 2:17 (#2), James 2:18 (#1), James 2:18 (#2), James 2:18 (#3), James 2:18 (#4), James 2:18 (#5), James 2:18 (#6), James 2:18 (#7), James 2:18 (#8), James 2:18 (#9), James 2:18 (#10), James 2:19 (#1), James 2:19 (#2), James 2:19 (#3), James 2:19 (#4), James 2:20 (#1), James 2:20 (#2), James 2:20 (#3), James 2:20 (#4), James 2:20 (#5), James 2:20 (#6), James 2:20 (#7), James 2:20 (#8), James 2:21 (#1), James 2:21 (#2), James 2:21 (#3), James 2:21 (#4), James 2:21 (#5), James 2:21 (#6), James 2:22 (#1), James 2:22 (#2), James 2:22 (#3), James 2:22 (#4), James 2:22 (#5), James 2:23 (#1), James 2:23 (#2), James 2:23 (#3), James 2:23 (#4), James 2:24 (#1), James 2:24 (#2), James 2:24 (#3), James 2:24 (#4), James 2:24 (#5), James 2:24 (#6), James 2:25 (#1), James 2:25 (#2), James 2:25 (#3), James 2:25 (#4), James 2:25 (#5), James 2:25 (#6), James 2:26 (#1), James 2:26 (#2), James 2:26 (#3), James 2:26 (#4), James 3:1 (#1), James 3:1 (#2), James 3:1 (#3), James 3:1 (#4), James 3:1 (#5), James 3:2 (#1), James 3:2 (#2), James 3:2 (#3), James 3:2 (#4), James 3:2 (#5), James 3:2 (#6), James 3:2 (#7), James 3:2 (#8), James 3:3 (#1), James 3:3 (#2), James 3:3 (#3), James 3:3 (#4), James 3:3 (#5), James 3:4 (#1), James 3:4 (#2), James 3:4 (#3), James 3:4 (#4), James 3:4 (#5), James 3:4 (#6), James 3:4 (#7), James 3:4 (#8), James 3:4 (#9), James 3:5 (#1), James 3:5 (#2), James 3:5 (#3), James 3:5 (#4), James 3:5 (#5), James 3:5 (#6), James 3:5 (#7), James 3:5 (#8), James 3:6 (#1), James 3:6 (#2), James 3:6 (#3), James 3:6 (#4), James 3:6 (#5), James 3:6 (#6), James 3:6 (#7), James 3:6 (#8), James 3:6 (#9), James 3:6 (#10), James 3:6 (#11), James 3:6 (#12), James 3:6 (#13), James 3:6 (#14), James 3:7 (#1), James 3:7 (#2), James 3:7 (#3), James 3:7 (#4), James 3:7 (#5), James 3:7 (#6), James 3:7 (#7), James 3:7 (#8), James 3:8 (#1), James 3:8 (#2), James 3:8 (#3), James 3:8 (#4), James 3:8 (#5), James 3:8 (#6), James 3:9 (#1), James 3:9 (#2), James 3:9 (#3), James 3:9 (#4), James 3:9 (#5), James 3:9 (#6), James 3:9 (#7), James 3:10 (#1), James 3:10 (#2), James 3:10 (#3), James 3:10 (#4), James 3:10 (#5), James 3:11 (#1), James 3:11 (#2), James 3:11 (#3), James 3:11 (#4), James 3:12 (#1), James 3:12 (#2), James 3:12 (#3), James 3:12 (#4), James 3:12 (#5), James 3:12 (#6), James 3:12 (#7), James 3:12 (#8), James 3:12 (#9), James 3:12 (#10), James 3:13 (#1), James 3:13 (#2), James 3:13 (#3), James 3:13 (#4), James 3:14 (#1), James 3:14 (#2), James 3:14 (#3), James 3:14 (#4), James 3:14 (#5), James 3:14 (#6), James 3:15 (#1), James 3:15 (#2), James 3:15 (#3), James 3:15 (#4), James 3:15 (#5), James 3:15 (#6), James 3:16 (#1), James 3:16 (#2), James 3:16 (#3), James 3:17 (#1), James 3:17 (#2), James 3:17 (#3), James 3:17 (#4), James 3:18 (#1), James 3:18 (#2), James 3:18 (#3), James 4:1 (#1), James 4:1 (#2), James 4:1 (#3), James 4:1 (#4), James 4:1 (#5), James 4:1 (#6), James 4:2 (#1), James 4:2 (#2), James 4:2 (#3), James 4:2 (#4), James 4:2 (#5), James 4:2 (#6), James 4:2 (#7), James 4:2 (#8), James 4:3 (#1), James 4:3 (#2), James 4:3 (#3), James 4:4 (#1), James 4:4 (#2), James 4:4 (#3), James 4:4 (#4), James 4:4 (#5), James 4:4 (#6), James 4:4 (#7), James 4:4 (#8), James 4:4 (#9), James 4:4 (#10), James 4:4 (#11), James 4:5 (#1), James 4:5 (#2), James 4:5 (#3), James 4:5 (#4), James 4:5 (#5), James 4:6 (#1), James 4:6 (#2), James 4:6 (#3), James 4:6 (#4), James 4:6 (#5), James 4:6 (#6), James 4:7 (#1), James 4:7 (#2), James 4:7 (#3), James 4:7 (#4), James 4:7 (#5), James 4:8 (#1), James 4:8 (#2), James 4:8 (#3), James 4:8 (#4), James 4:8 (#5), James 4:8 (#6), James 4:8 (#7), James 4:8 (#8), James 4:8 (#9), James 4:8 (#10), James 4:9 (#1), James 4:9 (#2), James 4:9 (#3), James 4:9 (#4), James 4:9 (#5), James 4:9 (#6), James 4:9 (#7), James 4:10 (#1), James 4:10 (#2), James 4:10 (#3), James 4:10 (#4), James 4:11 (#1), James 4:11 (#2), James 4:11 (#3), James 4:11 (#4), James 4:11 (#5), James 4:11 (#6), James 4:12 (#1), James 4:12 (#2), James 4:12 (#3), James 4:12 (#4), James 4:12 (#5), James 4:12 (#6), James 4:13 (#1), James 4:13 (#2), James 4:13 (#3), James 4:13 (#4), James 4:13 (#5), James 4:13 (#6), James 4:14 (#1), James 4:14 (#2), James 4:15 (#1), James 4:15 (#2), James 4:15 (#3), James 4:16 (#1), James 4:17 (#1), James 5:1 (#1), James 5:1 (#2), James 5:1 (#3), James 5:1 (#4), James 5:1 (#5), James 5:1 (#6), James 5:2 (#1), James 5:2 (#2), James 5:2 (#3), James 5:2 (#4), James 5:2 (#5), James 5:3 (#1), James 5:3 (#2), James 5:3 (#3), James 5:3 (#4), James 5:3 (#5), James 5:3 (#6), James 5:3 (#7), James 5:3 (#8), James 5:3 (#9), James 5:3 (#10), James 5:3 (#11), James 5:3 (#12), James 5:3 (#13), James 5:4 (#1), James 5:4 (#2), James 5:4 (#3), James 5:4 (#4), James 5:4 (#5), James 5:4 (#6), James 5:5 (#1), James 5:5 (#2), James 5:5 (#3), James 5:5 (#4), James 5:5 (#5), James 5:6 (#1), James 5:6 (#2), James 5:6 (#3), James 5:6 (#4), James 5:6 (#5), James 5:7 (#1), James 5:7 (#2), James 5:7 (#3), James 5:7 (#4), James 5:7 (#5), James 5:7 (#6), James 5:7 (#7), James 5:7 (#8), James 5:7 (#9), James 5:8 (#1), James 5:8 (#2), James 5:8 (#3), James 5:9 (#1), James 5:9 (#2), James 5:9 (#3), James 5:9 (#4), James 5:10 (#1), James 5:10 (#2), James 5:10 (#3), James 5:10 (#4), James 5:11 (#1), James 5:11 (#2), James 5:11 (#3), James 5:11 (#4), James 5:12 (#1), James 5:12 (#2), James 5:12 (#3), James 5:12 (#4), James 5:12 (#5), James 5:12 (#6), James 5:12 (#7), James 5:13 (#1), James 5:13 (#2), James 5:14 (#1), James 5:14 (#2), James 5:14 (#3), James 5:14 (#4), James 5:14 (#5), James 5:15 (#1), James 5:15 (#2), James 5:15 (#3), James 5:15 (#4), James 5:15 (#5), James 5:15 (#6), James 5:16 (#1), James 5:16 (#2), James 5:16 (#3), James 5:16 (#4), James 5:16 (#5), James 5:17 (#1), James 5:17 (#2), James 5:17 (#3), James 5:18 (#1), James 5:18 (#2), James 5:18 (#3), James 5:19 (#1), James 5:19 (#2), James 5:19 (#3), James 5:19 (#4), James 5:19 (#5), James 5:20 (#1), James 5:20 (#2), James 5:20 (#3), James 5:20 (#4), James 5:20 (#5), James 5:20 (#6), James 5:20 (#7)</w:t>
       </w:r>
       <w:r>
         <w:rPr>

--- a/eng/docx/59.content.docx
+++ b/eng/docx/59.content.docx
@@ -128,19 +128,6 @@
           <w:lang w:val="en_US" w:bidi="en_US"/>
         </w:rPr>
         <w:t>JAS</w:t>
-      </w:r>
-      <w:r>
-        <w:rPr>
-          <w:lang w:val="en_US" w:bidi="en_US"/>
-        </w:rPr>
-      </w:r>
-    </w:p>
-    <w:p>
-      <w:pPr/>
-      <w:r>
-        <w:rPr>
-          <w:lang w:val="en_US" w:bidi="en_US"/>
-        </w:rPr>
       </w:r>
       <w:r>
         <w:rPr>

--- a/eng/docx/59.content.docx
+++ b/eng/docx/59.content.docx
@@ -19,7 +19,7 @@
         <w:rPr>
           <w:lang w:val="en_US" w:bidi="en_US"/>
         </w:rPr>
-        <w:t>Resource: Translation Notes (unfoldingWord)</w:t>
+        <w:t>Resource: unfoldingWord® Translation Notes</w:t>
       </w:r>
       <w:r>
         <w:rPr>
@@ -90,7 +90,7 @@
         <w:rPr>
           <w:lang w:val="en_US" w:bidi="en_US"/>
         </w:rPr>
-        <w:t>Translation Notes (unfoldingWord)</w:t>
+        <w:t>unfoldingWord® Translation Notes</w:t>
       </w:r>
     </w:p>
     <w:p>

--- a/eng/docx/59.content.docx
+++ b/eng/docx/59.content.docx
@@ -56086,6 +56086,21 @@
           <w:b/>
           <w:lang w:val="en_US" w:bidi="en_US"/>
         </w:rPr>
+        <w:t>οἱ λέγοντες</w:t>
+      </w:r>
+    </w:p>
+    <w:p>
+      <w:pPr/>
+      <w:r>
+        <w:rPr>
+          <w:lang w:val="en_US" w:bidi="en_US"/>
+        </w:rPr>
+      </w:r>
+      <w:r>
+        <w:rPr>
+          <w:b/>
+          <w:lang w:val="en_US" w:bidi="en_US"/>
+        </w:rPr>
         <w:t>"the ones saying"</w:t>
       </w:r>
     </w:p>
@@ -56100,7 +56115,7 @@
         <w:rPr>
           <w:lang w:val="en_US" w:bidi="en_US"/>
         </w:rPr>
-        <w:t>James is addressing his readers in the vocative. If your language has a vocative case, it would be appropriate to use it here. If not, you could express the meaning in another way that would be natural in your language. (If you use the word “you,” it would be plural, since James is addressing a group of people.) Alternate translation: “you who say”</w:t>
+        <w:t>Alternate translation: “you who say”</w:t>
       </w:r>
       <w:r>
         <w:rPr>

--- a/eng/docx/59.content.docx
+++ b/eng/docx/59.content.docx
@@ -850,7 +850,7 @@
           <w:b/>
           <w:lang w:val="en_US" w:bidi="en_US"/>
         </w:rPr>
-        <w:t>χαίρειν.</w:t>
+        <w:t>χαίρειν</w:t>
       </w:r>
     </w:p>
     <w:p>
@@ -14577,7 +14577,7 @@
           <w:b/>
           <w:lang w:val="en_US" w:bidi="en_US"/>
         </w:rPr>
-        <w:t>ὁ δὲ παρακύψας εἰς νόμον τέλειον, τὸν τῆς ἐλευθερίας, καὶ παραμείνας &amp; οὗτος μακάριος &amp; ἔσται</w:t>
+        <w:t>ὁ δὲ παρακύψας εἰς νόμον τέλειον &amp; τῆς ἐλευθερίας, καὶ παραμείνας &amp; οὗτος μακάριος &amp; ἔσται</w:t>
       </w:r>
     </w:p>
     <w:p>
@@ -14830,7 +14830,7 @@
           <w:b/>
           <w:lang w:val="en_US" w:bidi="en_US"/>
         </w:rPr>
-        <w:t>νόμον τέλειον, τὸν τῆς ἐλευθερίας</w:t>
+        <w:t>νόμον τέλειον &amp; τῆς ἐλευθερίας</w:t>
       </w:r>
     </w:p>
     <w:p>
@@ -14985,7 +14985,7 @@
           <w:b/>
           <w:lang w:val="en_US" w:bidi="en_US"/>
         </w:rPr>
-        <w:t>νόμον τέλειον, τὸν τῆς ἐλευθερίας</w:t>
+        <w:t>νόμον τέλειον &amp; τῆς ἐλευθερίας</w:t>
       </w:r>
     </w:p>
     <w:p>
@@ -15096,7 +15096,7 @@
           <w:b/>
           <w:lang w:val="en_US" w:bidi="en_US"/>
         </w:rPr>
-        <w:t>νόμον τέλειον, τὸν τῆς ἐλευθερίας</w:t>
+        <w:t>νόμον τέλειον &amp; τῆς ἐλευθερίας</w:t>
       </w:r>
     </w:p>
     <w:p>
@@ -15220,7 +15220,7 @@
           <w:b/>
           <w:lang w:val="en_US" w:bidi="en_US"/>
         </w:rPr>
-        <w:t>νόμον τέλειον, τὸν τῆς ἐλευθερίας</w:t>
+        <w:t>νόμον τέλειον &amp; τῆς ἐλευθερίας</w:t>
       </w:r>
     </w:p>
     <w:p>
@@ -20251,7 +20251,7 @@
           <w:b/>
           <w:lang w:val="en_US" w:bidi="en_US"/>
         </w:rPr>
-        <w:t>οὐ διεκρίθητε ἐν ἑαυτοῖς, καὶ ἐγένεσθε κριταὶ διαλογισμῶν πονηρῶν?</w:t>
+        <w:t>οὐ διεκρίθητε ἐν ἑαυτοῖς, καὶ ἐγένεσθε κριταὶ διαλογισμῶν πονηρῶν</w:t>
       </w:r>
     </w:p>
     <w:p>
@@ -20465,7 +20465,7 @@
           <w:b/>
           <w:lang w:val="en_US" w:bidi="en_US"/>
         </w:rPr>
-        <w:t>οὐ διεκρίθητε ἐν ἑαυτοῖς, καὶ ἐγένεσθε κριταὶ διαλογισμῶν πονηρῶν?</w:t>
+        <w:t>οὐ διεκρίθητε ἐν ἑαυτοῖς, καὶ ἐγένεσθε κριταὶ διαλογισμῶν πονηρῶν</w:t>
       </w:r>
     </w:p>
     <w:p>
@@ -20999,7 +20999,7 @@
           <w:b/>
           <w:lang w:val="en_US" w:bidi="en_US"/>
         </w:rPr>
-        <w:t>οὐχ ὁ Θεὸς ἐξελέξατο τοὺς πτωχοὺς τῷ κόσμῳ, πλουσίους ἐν πίστει, καὶ κληρονόμους τῆς βασιλείας ἧς ἐπηγγείλατο τοῖς ἀγαπῶσιν αὐτόν?</w:t>
+        <w:t>οὐχ ὁ Θεὸς ἐξελέξατο τοὺς πτωχοὺς τῷ κόσμῳ, πλουσίους ἐν πίστει, καὶ κληρονόμους τῆς βασιλείας ἧς ἐπηγγείλατο τοῖς ἀγαπῶσιν αὐτόν</w:t>
       </w:r>
     </w:p>
     <w:p>
@@ -22081,7 +22081,7 @@
           <w:b/>
           <w:lang w:val="en_US" w:bidi="en_US"/>
         </w:rPr>
-        <w:t>οὐχ οἱ πλούσιοι καταδυναστεύουσιν ὑμῶν, καὶ αὐτοὶ ἕλκουσιν ὑμᾶς εἰς κριτήρια?</w:t>
+        <w:t>οὐχ οἱ πλούσιοι καταδυναστεύουσιν ὑμῶν, καὶ αὐτοὶ ἕλκουσιν ὑμᾶς εἰς κριτήρια</w:t>
       </w:r>
     </w:p>
     <w:p>
@@ -22179,7 +22179,7 @@
           <w:b/>
           <w:lang w:val="en_US" w:bidi="en_US"/>
         </w:rPr>
-        <w:t>οὐχ οἱ πλούσιοι καταδυναστεύουσιν ὑμῶν, καὶ αὐτοὶ ἕλκουσιν ὑμᾶς εἰς κριτήρια?</w:t>
+        <w:t>οὐχ οἱ πλούσιοι καταδυναστεύουσιν ὑμῶν, καὶ αὐτοὶ ἕλκουσιν ὑμᾶς εἰς κριτήρια</w:t>
       </w:r>
     </w:p>
     <w:p>
@@ -22675,7 +22675,7 @@
           <w:b/>
           <w:lang w:val="en_US" w:bidi="en_US"/>
         </w:rPr>
-        <w:t>οὐκ αὐτοὶ βλασφημοῦσιν τὸ καλὸν ὄνομα τὸ ἐπικληθὲν ἐφ’ ὑμᾶς?</w:t>
+        <w:t>οὐκ αὐτοὶ βλασφημοῦσιν τὸ καλὸν ὄνομα τὸ ἐπικληθὲν ἐφ’ ὑμᾶς</w:t>
       </w:r>
     </w:p>
     <w:p>
@@ -25091,7 +25091,7 @@
           <w:b/>
           <w:lang w:val="en_US" w:bidi="en_US"/>
         </w:rPr>
-        <w:t>μὴ μοιχεύσῃς &amp; μὴ φονεύσῃς &amp; οὐ μοιχεύεις &amp; φονεύεις &amp; γέγονας</w:t>
+        <w:t>μὴ μοιχεύσῃς &amp; μὴ φονεύσῃς &amp; οὐ μοιχεύεις, φονεύεις &amp; γέγονας</w:t>
       </w:r>
     </w:p>
     <w:p>
@@ -26615,7 +26615,7 @@
           <w:b/>
           <w:lang w:val="en_US" w:bidi="en_US"/>
         </w:rPr>
-        <w:t>τί τὸ ὄφελος, ἀδελφοί μου, ἐὰν πίστιν λέγῃ τις, ἔχειν ἔργα, δὲ μὴ ἔχῃ?</w:t>
+        <w:t>τί τὸ ὄφελος, ἀδελφοί μου, ἐὰν πίστιν λέγῃ τις, ἔχειν ἔργα, δὲ μὴ ἔχῃ</w:t>
       </w:r>
     </w:p>
     <w:p>
@@ -27286,7 +27286,7 @@
           <w:b/>
           <w:lang w:val="en_US" w:bidi="en_US"/>
         </w:rPr>
-        <w:t>μὴ δύναται ἡ πίστις σῶσαι αὐτόν?</w:t>
+        <w:t>μὴ δύναται ἡ πίστις σῶσαι αὐτόν</w:t>
       </w:r>
     </w:p>
     <w:p>
@@ -27384,7 +27384,7 @@
           <w:b/>
           <w:lang w:val="en_US" w:bidi="en_US"/>
         </w:rPr>
-        <w:t>μὴ δύναται ἡ πίστις σῶσαι αὐτόν?</w:t>
+        <w:t>μὴ δύναται ἡ πίστις σῶσαι αὐτόν</w:t>
       </w:r>
     </w:p>
     <w:p>
@@ -28865,7 +28865,7 @@
           <w:b/>
           <w:lang w:val="en_US" w:bidi="en_US"/>
         </w:rPr>
-        <w:t>τί τὸ ὄφελος?</w:t>
+        <w:t>τί τὸ ὄφελος</w:t>
       </w:r>
     </w:p>
     <w:p>
@@ -28981,7 +28981,7 @@
           <w:b/>
           <w:lang w:val="en_US" w:bidi="en_US"/>
         </w:rPr>
-        <w:t>τί τὸ ὄφελος?</w:t>
+        <w:t>τί τὸ ὄφελος</w:t>
       </w:r>
     </w:p>
     <w:p>
@@ -30856,7 +30856,7 @@
           <w:b/>
           <w:lang w:val="en_US" w:bidi="en_US"/>
         </w:rPr>
-        <w:t>θέλεις δὲ γνῶναι, ὦ ἄνθρωπε κενέ, ὅτι ἡ πίστις χωρὶς τῶν ἔργων ἀργή ἐστιν?</w:t>
+        <w:t>θέλεις δὲ γνῶναι, ὦ ἄνθρωπε κενέ, ὅτι ἡ πίστις χωρὶς τῶν ἔργων ἀργή ἐστιν</w:t>
       </w:r>
     </w:p>
     <w:p>
@@ -31683,7 +31683,7 @@
           <w:b/>
           <w:lang w:val="en_US" w:bidi="en_US"/>
         </w:rPr>
-        <w:t>Ἀβραὰμ ὁ πατὴρ ἡμῶν οὐκ ἐξ ἔργων ἐδικαιώθη, ἀνενέγκας Ἰσαὰκ τὸν υἱὸν αὐτοῦ ἐπὶ τὸ θυσιαστήριον?</w:t>
+        <w:t>Ἀβραὰμ ὁ πατὴρ ἡμῶν οὐκ ἐξ ἔργων ἐδικαιώθη, ἀνενέγκας Ἰσαὰκ τὸν υἱὸν αὐτοῦ ἐπὶ τὸ θυσιαστήριον</w:t>
       </w:r>
     </w:p>
     <w:p>
@@ -31781,7 +31781,7 @@
           <w:b/>
           <w:lang w:val="en_US" w:bidi="en_US"/>
         </w:rPr>
-        <w:t>Ἀβραὰμ ὁ πατὴρ ἡμῶν οὐκ ἐξ ἔργων ἐδικαιώθη, ἀνενέγκας Ἰσαὰκ τὸν υἱὸν αὐτοῦ ἐπὶ τὸ θυσιαστήριον?</w:t>
+        <w:t>Ἀβραὰμ ὁ πατὴρ ἡμῶν οὐκ ἐξ ἔργων ἐδικαιώθη, ἀνενέγκας Ἰσαὰκ τὸν υἱὸν αὐτοῦ ἐπὶ τὸ θυσιαστήριον</w:t>
       </w:r>
     </w:p>
     <w:p>
@@ -33931,7 +33931,7 @@
           <w:b/>
           <w:lang w:val="en_US" w:bidi="en_US"/>
         </w:rPr>
-        <w:t>ὁμοίως δὲ καὶ Ῥαὰβ ἡ πόρνη οὐκ ἐξ ἔργων ἐδικαιώθη, ὑποδεξαμένη τοὺς ἀγγέλους, καὶ ἑτέρᾳ ὁδῷ ἐκβαλοῦσα?</w:t>
+        <w:t>ὁμοίως δὲ καὶ Ῥαὰβ ἡ πόρνη οὐκ ἐξ ἔργων ἐδικαιώθη, ὑποδεξαμένη τοὺς ἀγγέλους, καὶ ἑτέρᾳ ὁδῷ ἐκβαλοῦσα</w:t>
       </w:r>
     </w:p>
     <w:p>
@@ -43366,7 +43366,7 @@
           <w:b/>
           <w:lang w:val="en_US" w:bidi="en_US"/>
         </w:rPr>
-        <w:t>μήτι ἡ πηγὴ ἐκ τῆς αὐτῆς ὀπῆς βρύει τὸ γλυκὺ καὶ τὸ πικρόν?</w:t>
+        <w:t>μήτι ἡ πηγὴ ἐκ τῆς αὐτῆς ὀπῆς βρύει τὸ γλυκὺ καὶ τὸ πικρόν</w:t>
       </w:r>
     </w:p>
     <w:p>
@@ -47767,7 +47767,7 @@
           <w:b/>
           <w:lang w:val="en_US" w:bidi="en_US"/>
         </w:rPr>
-        <w:t>πόθεν πόλεμοι καὶ πόθεν μάχαι ἐν ὑμῖν?</w:t>
+        <w:t>πόθεν πόλεμοι καὶ πόθεν μάχαι ἐν ὑμῖν</w:t>
       </w:r>
     </w:p>
     <w:p>
@@ -47865,7 +47865,7 @@
           <w:b/>
           <w:lang w:val="en_US" w:bidi="en_US"/>
         </w:rPr>
-        <w:t>πόθεν πόλεμοι καὶ πόθεν μάχαι ἐν ὑμῖν?</w:t>
+        <w:t>πόθεν πόλεμοι καὶ πόθεν μάχαι ἐν ὑμῖν</w:t>
       </w:r>
     </w:p>
     <w:p>
@@ -47989,7 +47989,7 @@
           <w:b/>
           <w:lang w:val="en_US" w:bidi="en_US"/>
         </w:rPr>
-        <w:t>οὐκ ἐντεῦθεν ἐκ τῶν ἡδονῶν ὑμῶν, τῶν στρατευομένων ἐν τοῖς μέλεσιν ὑμῶν?</w:t>
+        <w:t>οὐκ ἐντεῦθεν ἐκ τῶν ἡδονῶν ὑμῶν, τῶν στρατευομένων ἐν τοῖς μέλεσιν ὑμῶν</w:t>
       </w:r>
     </w:p>
     <w:p>
@@ -49827,7 +49827,7 @@
           <w:b/>
           <w:lang w:val="en_US" w:bidi="en_US"/>
         </w:rPr>
-        <w:t>οὐκ οἴδατε ὅτι ἡ φιλία τοῦ κόσμου, ἔχθρα τοῦ Θεοῦ ἐστιν?</w:t>
+        <w:t>οὐκ οἴδατε ὅτι ἡ φιλία τοῦ κόσμου, ἔχθρα τοῦ Θεοῦ ἐστιν</w:t>
       </w:r>
     </w:p>
     <w:p>
@@ -55559,7 +55559,7 @@
           <w:b/>
           <w:lang w:val="en_US" w:bidi="en_US"/>
         </w:rPr>
-        <w:t>σὺ δὲ τίς εἶ, ὁ κρίνων τὸν πλησίον?</w:t>
+        <w:t>σὺ δὲ τίς εἶ, ὁ κρίνων τὸν πλησίον</w:t>
       </w:r>
     </w:p>
     <w:p>
@@ -56549,7 +56549,7 @@
           <w:b/>
           <w:lang w:val="en_US" w:bidi="en_US"/>
         </w:rPr>
-        <w:t>οἵτινες οὐκ ἐπίστασθε τὸ τῆς αὔριον, ποία ἡ ζωὴ ὑμῶν?</w:t>
+        <w:t>οἵτινες οὐκ ἐπίστασθε τὸ τῆς αὔριον, ποία ἡ ζωὴ ὑμῶν</w:t>
       </w:r>
     </w:p>
     <w:p>
@@ -57071,7 +57071,7 @@
           <w:b/>
           <w:lang w:val="en_US" w:bidi="en_US"/>
         </w:rPr>
-        <w:t>καυχᾶσθε ἐν ταῖς ἀλαζονίαις ὑμῶν πᾶσα καύχησις τοιαύτη πονηρά ἐστιν</w:t>
+        <w:t>καυχᾶσθε ἐν ταῖς ἀλαζονίαις ὑμῶν. πᾶσα καύχησις τοιαύτη πονηρά ἐστιν</w:t>
       </w:r>
     </w:p>
     <w:p>
@@ -60628,7 +60628,7 @@
           <w:b/>
           <w:lang w:val="en_US" w:bidi="en_US"/>
         </w:rPr>
-        <w:t>ἐτρυφήσατε ἐπὶ τῆς γῆς καὶ ἐσπαταλήσατε</w:t>
+        <w:t>ἐτρυφήσατε ἐπὶ τῆς γῆς. καὶ ἐσπαταλήσατε</w:t>
       </w:r>
     </w:p>
     <w:p>
@@ -62040,7 +62040,7 @@
           <w:b/>
           <w:lang w:val="en_US" w:bidi="en_US"/>
         </w:rPr>
-        <w:t>ἰδοὺ,</w:t>
+        <w:t>ἰδοὺ</w:t>
       </w:r>
     </w:p>
     <w:p>
